--- a/docs/qa-comparison/home-page-qa-round2.docx
+++ b/docs/qa-comparison/home-page-qa-round2.docx
@@ -107,7 +107,7 @@
           <w:color w:val="0077C8"/>
           <w:sz w:val="30"/>
         </w:rPr>
-        <w:t>Round 1 items: status update</w:t>
+        <w:t>Still open</w:t>
       </w:r>
     </w:p>
     <w:p>
@@ -127,7 +127,7 @@
           <w:color w:val="1A1A1A"/>
           <w:sz w:val="21"/>
         </w:rPr>
-        <w:t>Each Round 1 item walked through with what shipped vs what's still missing. Items marked OPEN or PARTIAL roll up into the build checklist at the end.</w:t>
+        <w:t>What the dev still needs to ship. Items tagged [NEW] surfaced during round 2 and weren't on the round 1 list.</w:t>
       </w:r>
     </w:p>
     <w:tbl>
@@ -457,6 +457,39 @@
       <w:pPr>
         <w:spacing w:after="40"/>
       </w:pPr>
+    </w:p>
+    <w:p>
+      <w:pPr>
+        <w:spacing w:before="280" w:after="80"/>
+      </w:pPr>
+      <w:r>
+        <w:rPr>
+          <w:b/>
+          <w:color w:val="0077C8"/>
+          <w:sz w:val="30"/>
+        </w:rPr>
+        <w:t>Done</w:t>
+      </w:r>
+    </w:p>
+    <w:p>
+      <w:pPr>
+        <w:spacing w:after="120"/>
+        <w:pBdr>
+          <w:bottom w:val="single" w:sz="8" w:space="1" w:color="0077C8"/>
+        </w:pBdr>
+      </w:pPr>
+    </w:p>
+    <w:p>
+      <w:pPr>
+        <w:spacing w:after="120"/>
+      </w:pPr>
+      <w:r>
+        <w:rPr>
+          <w:color w:val="1A1A1A"/>
+          <w:sz w:val="21"/>
+        </w:rPr>
+        <w:t>Round 1 items the dev shipped between rounds. Listed for the record so we agree on what closed.</w:t>
+      </w:r>
     </w:p>
     <w:tbl>
       <w:tblPr>
@@ -886,6 +919,39 @@
       <w:pPr>
         <w:spacing w:after="40"/>
       </w:pPr>
+    </w:p>
+    <w:p>
+      <w:pPr>
+        <w:spacing w:before="280" w:after="80"/>
+      </w:pPr>
+      <w:r>
+        <w:rPr>
+          <w:b/>
+          <w:color w:val="0077C8"/>
+          <w:sz w:val="30"/>
+        </w:rPr>
+        <w:t>For your awareness</w:t>
+      </w:r>
+    </w:p>
+    <w:p>
+      <w:pPr>
+        <w:spacing w:after="120"/>
+        <w:pBdr>
+          <w:bottom w:val="single" w:sz="8" w:space="1" w:color="0077C8"/>
+        </w:pBdr>
+      </w:pPr>
+    </w:p>
+    <w:p>
+      <w:pPr>
+        <w:spacing w:after="120"/>
+      </w:pPr>
+      <w:r>
+        <w:rPr>
+          <w:color w:val="1A1A1A"/>
+          <w:sz w:val="21"/>
+        </w:rPr>
+        <w:t>No-action items. Listed so the context isn't lost, but nothing the portal dev needs to do.</w:t>
+      </w:r>
     </w:p>
     <w:tbl>
       <w:tblPr>

--- a/docs/qa-comparison/home-page-qa-round2.docx
+++ b/docs/qa-comparison/home-page-qa-round2.docx
@@ -55,7 +55,7 @@
           <w:color w:val="5A5A5A"/>
           <w:sz w:val="24"/>
         </w:rPr>
-        <w:t>Round 2 status against the Round 1 punch list. Counts: 3 done, 2 still open, 1 acceptable (no action needed). The big remaining gap is the My Tasks card structure (items #1 and #2 are tightly coupled; fixing the data grouping likely fixes both).</w:t>
+        <w:t>Round 2 status against the Round 1 punch list. Counts: 3 done, 3 still open (one new), 1 acceptable. The big remaining gap is the My Tasks card structure (items #1 and #2 are tightly coupled; fixing the data grouping likely fixes both). New round 2 gap: MY PROJECTS coexists with MY BOARDS, undermining the favoriting model.</w:t>
       </w:r>
     </w:p>
     <w:p>
@@ -68,7 +68,7 @@
           <w:color w:val="5A5A5A"/>
           <w:sz w:val="22"/>
         </w:rPr>
-        <w:t>Round 1 items: 3 done · 0 partial · 2 open · 1 acceptable</w:t>
+        <w:t>Round 1 items: 3 done · 0 partial · 3 open · 1 acceptable</w:t>
       </w:r>
     </w:p>
     <w:p>
@@ -458,6 +458,198 @@
         <w:spacing w:after="40"/>
       </w:pPr>
     </w:p>
+    <w:tbl>
+      <w:tblPr>
+        <w:tblW w:type="auto" w:w="0"/>
+        <w:tblLayout w:type="fixed"/>
+        <w:tblLook w:firstColumn="1" w:firstRow="1" w:lastColumn="0" w:lastRow="0" w:noHBand="0" w:noVBand="1" w:val="04A0"/>
+      </w:tblPr>
+      <w:tblGrid>
+        <w:gridCol w:w="792"/>
+        <w:gridCol w:w="1224"/>
+        <w:gridCol w:w="648"/>
+        <w:gridCol w:w="7416"/>
+      </w:tblGrid>
+      <w:tr>
+        <w:trPr>
+          <w:trHeight w:val="312"/>
+        </w:trPr>
+        <w:tc>
+          <w:tcPr>
+            <w:tcW w:type="dxa" w:w="792"/>
+            <w:tcBorders>
+              <w:top w:val="nil"/>
+              <w:left w:val="nil"/>
+              <w:bottom w:val="nil"/>
+              <w:right w:val="nil"/>
+            </w:tcBorders>
+            <w:shd w:val="clear" w:color="auto" w:fill="D69D2A"/>
+            <w:vAlign w:val="center"/>
+          </w:tcPr>
+          <w:p>
+            <w:pPr>
+              <w:spacing w:after="0"/>
+              <w:jc w:val="center"/>
+            </w:pPr>
+            <w:r>
+              <w:rPr>
+                <w:b/>
+                <w:color w:val="FFFFFF"/>
+                <w:sz w:val="16"/>
+              </w:rPr>
+              <w:t>MED</w:t>
+            </w:r>
+          </w:p>
+        </w:tc>
+        <w:tc>
+          <w:tcPr>
+            <w:tcW w:type="dxa" w:w="1224"/>
+            <w:tcBorders>
+              <w:top w:val="nil"/>
+              <w:left w:val="nil"/>
+              <w:bottom w:val="nil"/>
+              <w:right w:val="nil"/>
+            </w:tcBorders>
+            <w:shd w:val="clear" w:color="auto" w:fill="D33B3B"/>
+            <w:vAlign w:val="center"/>
+          </w:tcPr>
+          <w:p>
+            <w:pPr>
+              <w:spacing w:after="0"/>
+              <w:jc w:val="center"/>
+            </w:pPr>
+            <w:r>
+              <w:rPr>
+                <w:b/>
+                <w:color w:val="FFFFFF"/>
+                <w:sz w:val="16"/>
+              </w:rPr>
+              <w:t>OPEN</w:t>
+            </w:r>
+          </w:p>
+        </w:tc>
+        <w:tc>
+          <w:tcPr>
+            <w:tcW w:type="dxa" w:w="648"/>
+            <w:tcBorders>
+              <w:top w:val="nil"/>
+              <w:left w:val="nil"/>
+              <w:bottom w:val="nil"/>
+              <w:right w:val="nil"/>
+            </w:tcBorders>
+            <w:shd w:val="clear" w:color="auto" w:fill="0077C8"/>
+            <w:vAlign w:val="center"/>
+          </w:tcPr>
+          <w:p>
+            <w:pPr>
+              <w:spacing w:after="0"/>
+              <w:jc w:val="center"/>
+            </w:pPr>
+            <w:r>
+              <w:rPr>
+                <w:b/>
+                <w:color w:val="FFFFFF"/>
+                <w:sz w:val="16"/>
+              </w:rPr>
+              <w:t>NEW</w:t>
+            </w:r>
+          </w:p>
+        </w:tc>
+        <w:tc>
+          <w:tcPr>
+            <w:tcW w:type="dxa" w:w="7416"/>
+            <w:tcBorders>
+              <w:top w:val="nil"/>
+              <w:left w:val="nil"/>
+              <w:bottom w:val="nil"/>
+              <w:right w:val="nil"/>
+            </w:tcBorders>
+            <w:vAlign w:val="center"/>
+          </w:tcPr>
+          <w:p>
+            <w:pPr>
+              <w:spacing w:after="0"/>
+            </w:pPr>
+            <w:r>
+              <w:rPr>
+                <w:b/>
+                <w:color w:val="1A1A1A"/>
+                <w:sz w:val="22"/>
+              </w:rPr>
+              <w:t>#7. MY PROJECTS section duplicates MY BOARDS purpose</w:t>
+            </w:r>
+          </w:p>
+        </w:tc>
+      </w:tr>
+    </w:tbl>
+    <w:p>
+      <w:pPr>
+        <w:spacing w:after="60"/>
+        <w:ind w:left="230"/>
+      </w:pPr>
+      <w:r>
+        <w:rPr>
+          <w:b/>
+          <w:color w:val="1A1A1A"/>
+          <w:sz w:val="20"/>
+        </w:rPr>
+        <w:t xml:space="preserve">Round 1: </w:t>
+      </w:r>
+      <w:r>
+        <w:rPr>
+          <w:color w:val="1A1A1A"/>
+          <w:sz w:val="20"/>
+        </w:rPr>
+        <w:t>Not flagged in Round 1 (MY BOARDS hadn't shipped yet, so the coexistence wasn't visible).</w:t>
+      </w:r>
+    </w:p>
+    <w:p>
+      <w:pPr>
+        <w:spacing w:after="60"/>
+        <w:ind w:left="230"/>
+      </w:pPr>
+      <w:r>
+        <w:rPr>
+          <w:b/>
+          <w:color w:val="1A1A1A"/>
+          <w:sz w:val="20"/>
+        </w:rPr>
+        <w:t xml:space="preserve">Round 2: </w:t>
+      </w:r>
+      <w:r>
+        <w:rPr>
+          <w:color w:val="1A1A1A"/>
+          <w:sz w:val="20"/>
+        </w:rPr>
+        <w:t>Now that MY BOARDS shipped (item #4), MY PROJECTS still sits below it showing all 12 active projects with horizontal scroll. The two sections do similar things from the user's view ("quick access to project boards") but MY PROJECTS bypasses the curation MY BOARDS was built around. With both visible, there's no reason for a user to favorite anything: MY PROJECTS already shows everything. Our build has only MY BOARDS for this reason.</w:t>
+      </w:r>
+    </w:p>
+    <w:p>
+      <w:pPr>
+        <w:spacing w:after="60"/>
+        <w:ind w:left="230"/>
+      </w:pPr>
+      <w:r>
+        <w:rPr>
+          <w:b/>
+          <w:color w:val="1A1A1A"/>
+          <w:sz w:val="20"/>
+        </w:rPr>
+        <w:t xml:space="preserve">What's left: </w:t>
+      </w:r>
+      <w:r>
+        <w:rPr>
+          <w:color w:val="1A1A1A"/>
+          <w:sz w:val="20"/>
+        </w:rPr>
+        <w:t>Remove the MY PROJECTS section from the home page. MY BOARDS is the canonical "quick access to a board" surface; users curate which boards land there by tapping the star on a service. The full project list still lives one click away on the Clients page. If leadership wants a 'see everything' fallback, build it as an empty-state link inside MY BOARDS ("Don't have favorites yet? See all 12 projects") rather than a parallel section.</w:t>
+      </w:r>
+    </w:p>
+    <w:p>
+      <w:pPr>
+        <w:spacing w:after="40"/>
+      </w:pPr>
+    </w:p>
     <w:p>
       <w:pPr>
         <w:spacing w:before="280" w:after="80"/>
@@ -769,7 +961,7 @@
           <w:color w:val="1A1A1A"/>
           <w:sz w:val="20"/>
         </w:rPr>
-        <w:t>Portal now shows the MY BOARDS section under My Schedule, with the same empty-state copy and CTA. MY PROJECTS still exists below it (both sections coexist). Done.</w:t>
+        <w:t>Portal now shows the MY BOARDS section under My Schedule, with the same empty-state copy and CTA. MY BOARDS itself is done. The MY PROJECTS coexistence below it is tracked separately as item #7.</w:t>
       </w:r>
     </w:p>
     <w:p>
@@ -1366,6 +1558,122 @@
         <w:spacing w:after="80"/>
       </w:pPr>
     </w:p>
+    <w:tbl>
+      <w:tblPr>
+        <w:tblW w:type="auto" w:w="0"/>
+        <w:tblLayout w:type="fixed"/>
+        <w:tblLook w:firstColumn="1" w:firstRow="1" w:lastColumn="0" w:lastRow="0" w:noHBand="0" w:noVBand="1" w:val="04A0"/>
+      </w:tblPr>
+      <w:tblGrid>
+        <w:gridCol w:w="461"/>
+        <w:gridCol w:w="792"/>
+        <w:gridCol w:w="8539"/>
+      </w:tblGrid>
+      <w:tr>
+        <w:tc>
+          <w:tcPr>
+            <w:tcW w:type="dxa" w:w="461"/>
+            <w:tcBorders>
+              <w:top w:val="nil"/>
+              <w:left w:val="nil"/>
+              <w:bottom w:val="nil"/>
+              <w:right w:val="nil"/>
+            </w:tcBorders>
+            <w:vAlign w:val="top"/>
+          </w:tcPr>
+          <w:p>
+            <w:pPr>
+              <w:spacing w:after="0"/>
+            </w:pPr>
+            <w:sdt>
+              <w:sdtPr>
+                <w14:checkbox>
+                  <w14:checked w14:val="0"/>
+                  <w14:checkedState w14:val="2612" w14:font="MS Gothic"/>
+                  <w14:uncheckedState w14:val="2610" w14:font="MS Gothic"/>
+                </w14:checkbox>
+              </w:sdtPr>
+              <w:sdtContent>
+                <w:r>
+                  <w:rPr>
+                    <w:rFonts w:ascii="MS Gothic" w:hAnsi="MS Gothic" w:eastAsia="MS Gothic"/>
+                    <w:sz w:val="24"/>
+                  </w:rPr>
+                  <w:t>☐</w:t>
+                </w:r>
+              </w:sdtContent>
+            </w:sdt>
+          </w:p>
+        </w:tc>
+        <w:tc>
+          <w:tcPr>
+            <w:tcW w:type="dxa" w:w="792"/>
+            <w:tcBorders>
+              <w:top w:val="nil"/>
+              <w:left w:val="nil"/>
+              <w:bottom w:val="nil"/>
+              <w:right w:val="nil"/>
+            </w:tcBorders>
+            <w:shd w:val="clear" w:color="auto" w:fill="D69D2A"/>
+            <w:vAlign w:val="top"/>
+          </w:tcPr>
+          <w:p>
+            <w:pPr>
+              <w:spacing w:after="0"/>
+              <w:jc w:val="center"/>
+            </w:pPr>
+            <w:r>
+              <w:rPr>
+                <w:b/>
+                <w:color w:val="FFFFFF"/>
+                <w:sz w:val="16"/>
+              </w:rPr>
+              <w:t>MED</w:t>
+            </w:r>
+          </w:p>
+        </w:tc>
+        <w:tc>
+          <w:tcPr>
+            <w:tcW w:type="dxa" w:w="8539"/>
+            <w:tcBorders>
+              <w:top w:val="nil"/>
+              <w:left w:val="nil"/>
+              <w:bottom w:val="nil"/>
+              <w:right w:val="nil"/>
+            </w:tcBorders>
+            <w:vAlign w:val="top"/>
+          </w:tcPr>
+          <w:p>
+            <w:pPr>
+              <w:spacing w:after="0"/>
+            </w:pPr>
+            <w:r>
+              <w:rPr>
+                <w:b/>
+                <w:color w:val="1A1A1A"/>
+                <w:sz w:val="21"/>
+              </w:rPr>
+              <w:t>#7. MY PROJECTS section duplicates MY BOARDS purpose</w:t>
+            </w:r>
+            <w:r>
+              <w:br/>
+            </w:r>
+            <w:r>
+              <w:rPr>
+                <w:color w:val="1A1A1A"/>
+                <w:sz w:val="20"/>
+              </w:rPr>
+              <w:t>Remove the MY PROJECTS section from the home page. MY BOARDS is the canonical "quick access to a board" surface; users curate which boards land there by tapping the star on a service. The full project list still lives one click away on the Clients page. If leadership wants a 'see everything' fallback, build it as an empty-state link inside MY BOARDS ("Don't have favorites yet? See all 12 projects") rather than a parallel section.</w:t>
+            </w:r>
+          </w:p>
+        </w:tc>
+      </w:tr>
+    </w:tbl>
+    <w:p>
+      <w:pPr>
+        <w:spacing w:after="80"/>
+      </w:pPr>
+    </w:p>
     <w:sectPr>
       <w:pgSz w:w="12240" w:h="15840"/>
       <w:pgMar w:top="1224" w:right="1080" w:bottom="1080" w:left="1080" w:header="720" w:footer="720" w:gutter="0"/>
